--- a/GQH_Quant_Note_Main_Repo.docx
+++ b/GQH_Quant_Note_Main_Repo.docx
@@ -26,30 +26,8 @@
         <w:rPr>
           <w:b/>
         </w:rPr>
-        <w:t>Gator Quant Hacks 2026, Systematic Trading Track. Main repo: github.com/jrile018/</w:t>
-      </w:r>
-      <w:proofErr w:type="spellStart"/>
-      <w:r>
-        <w:rPr>
-          <w:b/>
-        </w:rPr>
-        <w:t>QuantHacks</w:t>
-      </w:r>
-      <w:proofErr w:type="spellEnd"/>
-      <w:r>
-        <w:rPr>
-          <w:b/>
-        </w:rPr>
-        <w:t>. Soybean engine: github.com/KushagraKatiyar06/</w:t>
-      </w:r>
-      <w:proofErr w:type="spellStart"/>
-      <w:r>
-        <w:rPr>
-          <w:b/>
-        </w:rPr>
-        <w:t>soybeans_strategy</w:t>
-      </w:r>
-      <w:proofErr w:type="spellEnd"/>
+        <w:t>Gator Quant Hacks 2026, Systematic Trading Track. Main repo: github.com/jrile018/QuantHacks. Soybean engine: github.com/KushagraKatiyar06/soybeans_strategy</w:t>
+      </w:r>
     </w:p>
     <w:p>
       <w:pPr>
@@ -73,15 +51,7 @@
         <w:ind w:left="-5"/>
       </w:pPr>
       <w:r>
-        <w:t xml:space="preserve">We trade that forecast in July and August only, long or short at half of equity, and we are </w:t>
-      </w:r>
-      <w:proofErr w:type="gramStart"/>
-      <w:r>
-        <w:t>flat</w:t>
-      </w:r>
-      <w:proofErr w:type="gramEnd"/>
-      <w:r>
-        <w:t xml:space="preserve"> the other ten months. The rule was frozen in a written spec before its out-of-sample run, with a pass rule set in advance. Out of sample it made +10.0% net of costs at a Sharpe of 1.81 on 10 trades. Over the full 23 years the Sharpe is 0.35 with a 95% interval of −0.10 to +0.74</w:t>
+        <w:t>We trade that forecast in July and August only, long or short at half of equity, and we are flat the other ten months. The rule was frozen in a written spec before its out-of-sample run, with a pass rule set in advance. Out of sample it made +10.0% net of costs at a Sharpe of 1.81 on 10 trades. Over the full 23 years the Sharpe is 0.35 with a 95% interval of −0.10 to +0.74</w:t>
       </w:r>
       <w:r>
         <w:t>.</w:t>
@@ -99,17 +69,7 @@
         <w:t>How we got here.</w:t>
       </w:r>
       <w:r>
-        <w:t xml:space="preserve"> This was our second project of the weekend. Most of our time went into the main repo. An 8-K is supposed to be a market-moving event, so our idea was to predict it before the company announces it, by following where the money is going in public records: federal contract awards for software companies, clinical-trial registry listings for biotech. We built the 8-K option engine, a </w:t>
-      </w:r>
-      <w:proofErr w:type="spellStart"/>
-      <w:proofErr w:type="gramStart"/>
-      <w:r>
-        <w:t>nextsession</w:t>
-      </w:r>
-      <w:proofErr w:type="spellEnd"/>
-      <w:proofErr w:type="gramEnd"/>
-      <w:r>
-        <w:t xml:space="preserve"> entry rule, and a tested data pipeline per industry. It did not reach a tested signal. The biotech branch came to about 40 usable events a year against roughly 225 needed to detect a 3% move. The soybean rule is the idea we could test end to end, and its saved outputs are in the main repo under </w:t>
+        <w:t xml:space="preserve"> This was our second project of the weekend. Most of our time went into the main repo. An 8-K is supposed to be a market-moving event, so our idea was to predict it before the company announces it, by following where the money is going in public records: federal contract awards for software companies, clinical-trial registry listings for biotech. We built the 8-K option engine, a nextsession entry rule, and a tested data pipeline per industry. It did not reach a tested signal. The biotech branch came to about 40 usable events a year against roughly 225 needed to detect a 3% move. The soybean rule is the idea we could test end to end, and its saved outputs are in the main repo under </w:t>
       </w:r>
       <w:r>
         <w:rPr>
@@ -135,23 +95,7 @@
         <w:ind w:left="-5"/>
       </w:pPr>
       <w:r>
-        <w:t xml:space="preserve">The chain is weather, then crop stress, then expected yield, then expected supply, then price. A farmer who </w:t>
-      </w:r>
-      <w:proofErr w:type="gramStart"/>
-      <w:r>
-        <w:t>has to</w:t>
-      </w:r>
-      <w:proofErr w:type="gramEnd"/>
-      <w:r>
-        <w:t xml:space="preserve"> hedge a crop and a processor who </w:t>
-      </w:r>
-      <w:proofErr w:type="gramStart"/>
-      <w:r>
-        <w:t>has to</w:t>
-      </w:r>
-      <w:proofErr w:type="gramEnd"/>
-      <w:r>
-        <w:t xml:space="preserve"> buy beans both trade on a schedule for business reasons and not on a view. Many other traders react to forecasts and to USDA's weekly crop-condition ratings and monthly Crop Production report. If those groups underreact to stress that has built up over 7 to 30 days, someone who can wait is paid for carrying weather risk through a short, risky window. That would be a risk premium and not a market error, which is why we thought it could survive being public.</w:t>
+        <w:t>The chain is weather, then crop stress, then expected yield, then expected supply, then price. A farmer who has to hedge a crop and a processor who has to buy beans both trade on a schedule for business reasons and not on a view. Many other traders react to forecasts and to USDA's weekly crop-condition ratings and monthly Crop Production report. If those groups underreact to stress that has built up over 7 to 30 days, someone who can wait is paid for carrying weather risk through a short, risky window. That would be a risk premium and not a market error, which is why we thought it could survive being public.</w:t>
       </w:r>
     </w:p>
     <w:p>
@@ -160,15 +104,7 @@
         <w:ind w:left="-5"/>
       </w:pPr>
       <w:r>
-        <w:t xml:space="preserve">We wrote the prediction down before the holdout run: positive net Sharpe in July and August, on soybeans specifically, with forecast rank correlation above zero. It fails if forecast skill is zero, if the profit comes from one period or one side, or if the rule does </w:t>
-      </w:r>
-      <w:proofErr w:type="gramStart"/>
-      <w:r>
-        <w:t>no</w:t>
-      </w:r>
-      <w:proofErr w:type="gramEnd"/>
-      <w:r>
-        <w:t xml:space="preserve"> better on soybeans than on other crops. We also wrote down the reason it might not work. Weather data and crop reports are public and closely watched, so the price may already hold the information by the time realized stress shows up in our numbers. Section 6 shows that this is what the data says.</w:t>
+        <w:t>We wrote the prediction down before the holdout run: positive net Sharpe in July and August, on soybeans specifically, with forecast rank correlation above zero. It fails if forecast skill is zero, if the profit comes from one period or one side, or if the rule does no better on soybeans than on other crops. We also wrote down the reason it might not work. Weather data and crop reports are public and closely watched, so the price may already hold the information by the time realized stress shows up in our numbers. Section 6 shows that this is what the data says.</w:t>
       </w:r>
     </w:p>
     <w:p>
@@ -211,15 +147,7 @@
         <w:ind w:right="13" w:hanging="280"/>
       </w:pPr>
       <w:r>
-        <w:t xml:space="preserve">Build heat (max above 35°C), cold (min below 15°C) and dry (under 30 mm in 7 days) stress measures, sum them over 7, 14 and 30 days, and average across states by production weight (30, </w:t>
-      </w:r>
-      <w:proofErr w:type="gramStart"/>
-      <w:r>
-        <w:t>30</w:t>
-      </w:r>
-      <w:proofErr w:type="gramEnd"/>
-      <w:r>
-        <w:t>, 20, 20).</w:t>
+        <w:t>Build heat (max above 35°C), cold (min below 15°C) and dry (under 30 mm in 7 days) stress measures, sum them over 7, 14 and 30 days, and average across states by production weight (30, 30, 20, 20).</w:t>
       </w:r>
     </w:p>
     <w:p>
@@ -320,15 +248,7 @@
         <w:t>The test.</w:t>
       </w:r>
       <w:r>
-        <w:t xml:space="preserve"> In-sample is 2000 through May 2025. Out-of-sample is June 2025 to October 2, 2026. The track rule of the most recent two years would start in October 2024, but because we only trade July and August both windows hold the same two seasons. The pass rule, set before the run: at 10 bps, net Sharpe above 0, drawdown no worse than −25%, and at least 10 trades. A </w:t>
-      </w:r>
-      <w:proofErr w:type="gramStart"/>
-      <w:r>
-        <w:t>fail</w:t>
-      </w:r>
-      <w:proofErr w:type="gramEnd"/>
-      <w:r>
-        <w:t xml:space="preserve"> rejects the spec and does not permit </w:t>
+        <w:t xml:space="preserve"> In-sample is 2000 through May 2025. Out-of-sample is June 2025 to October 2, 2026. The track rule of the most recent two years would start in October 2024, but because we only trade July and August both windows hold the same two seasons. The pass rule, set before the run: at 10 bps, net Sharpe above 0, drawdown no worse than −25%, and at least 10 trades. A fail rejects the spec and does not permit </w:t>
       </w:r>
       <w:r>
         <w:t>returning</w:t>
@@ -367,15 +287,7 @@
         <w:t>So,</w:t>
       </w:r>
       <w:r>
-        <w:t xml:space="preserve"> the window has a biological reason, but it was also picked after looking at results. About 47 configurations ran before the freeze: that grid, 6 </w:t>
-      </w:r>
-      <w:proofErr w:type="spellStart"/>
-      <w:r>
-        <w:t>wetstress</w:t>
-      </w:r>
-      <w:proofErr w:type="spellEnd"/>
-      <w:r>
-        <w:t xml:space="preserve"> variants, 7 feature sets, the 4 windows, walk-forward selection, and cocoa tests. Cloud </w:t>
+        <w:t xml:space="preserve"> the window has a biological reason, but it was also picked after looking at results. About 47 configurations ran before the freeze: that grid, 6 wetstress variants, 7 feature sets, the 4 windows, walk-forward selection, and cocoa tests. Cloud </w:t>
       </w:r>
       <w:r>
         <w:t>covers</w:t>
@@ -392,22 +304,12 @@
       <w:r>
         <w:t xml:space="preserve"> and </w:t>
       </w:r>
-      <w:proofErr w:type="spellStart"/>
       <w:r>
         <w:rPr>
           <w:i/>
         </w:rPr>
-        <w:t>trial_</w:t>
-      </w:r>
-      <w:proofErr w:type="gramStart"/>
-      <w:r>
-        <w:rPr>
-          <w:i/>
-        </w:rPr>
-        <w:t>log.jsonl</w:t>
-      </w:r>
-      <w:proofErr w:type="spellEnd"/>
-      <w:proofErr w:type="gramEnd"/>
+        <w:t>trial_log.jsonl</w:t>
+      </w:r>
       <w:r>
         <w:t>.</w:t>
       </w:r>
@@ -515,47 +417,7 @@
         <w:t>back test</w:t>
       </w:r>
       <w:r>
-        <w:t xml:space="preserve"> was $908,389 </w:t>
-      </w:r>
-      <w:proofErr w:type="gramStart"/>
-      <w:r>
-        <w:t>on</w:t>
-      </w:r>
-      <w:proofErr w:type="gramEnd"/>
-      <w:r>
-        <w:t xml:space="preserve"> $1,000,000. Margin calls, daily settlement and exchange price limits are not modeled.</w:t>
-      </w:r>
-    </w:p>
-    <w:p>
-      <w:pPr>
-        <w:spacing w:after="172"/>
-        <w:ind w:left="-5"/>
-      </w:pPr>
-      <w:r>
-        <w:rPr>
-          <w:b/>
-        </w:rPr>
-        <w:t>Data and settings.</w:t>
-      </w:r>
-      <w:r>
-        <w:t xml:space="preserve"> Four grid points stand in for the whole Corn Belt at 0.5° resolution. A local </w:t>
-      </w:r>
-      <w:r>
-        <w:rPr>
-          <w:i/>
-        </w:rPr>
-        <w:t>.env</w:t>
-      </w:r>
-      <w:r>
-        <w:t xml:space="preserve"> file overrides the code defaults and changes the result, so the regression check pins the defaults. One open engine issue: daily returns are divided by the wrong base, which overstates winning days slightly. On portfolio value the full-history return is +34.9% and not +41.7%, and the Sharpe is +0.31 and not +0.35. We left the engine </w:t>
-      </w:r>
-      <w:proofErr w:type="gramStart"/>
-      <w:r>
-        <w:t>unchanged</w:t>
-      </w:r>
-      <w:proofErr w:type="gramEnd"/>
-      <w:r>
-        <w:t xml:space="preserve"> so the frozen reference and its verdict do not move.</w:t>
+        <w:t xml:space="preserve"> was $908,389 on $1,000,000. Margin calls, daily settlement and exchange price limits are not modeled.</w:t>
       </w:r>
     </w:p>
     <w:p>
@@ -572,15 +434,7 @@
         <w:ind w:left="-5"/>
       </w:pPr>
       <w:r>
-        <w:t xml:space="preserve">CBOT soybeans are among the most liquid agricultural futures, trading on the order of 200,000 contracts a day across months (CME Group, an approximate figure). At $1,000,000 a 0.5x position is about $500,000 of notional, or 9 to 10 contracts, and the strategy turns over about 3 times capital a year. Impact </w:t>
-      </w:r>
-      <w:proofErr w:type="gramStart"/>
-      <w:r>
-        <w:t>at</w:t>
-      </w:r>
-      <w:proofErr w:type="gramEnd"/>
-      <w:r>
-        <w:t xml:space="preserve"> that size is negligible. At 10% margin the position ties up 5% of equity, and the book is flat ten months a year, so this is one small sleeve in a wider book and not a standalone fund.</w:t>
+        <w:t>CBOT soybeans are among the most liquid agricultural futures, trading on the order of 200,000 contracts a day across months (CME Group, an approximate figure). At $1,000,000 a 0.5x position is about $500,000 of notional, or 9 to 10 contracts, and the strategy turns over about 3 times capital a year. Impact at that size is negligible. At 10% margin the position ties up 5% of equity, and the book is flat ten months a year, so this is one small sleeve in a wider book and not a standalone fund.</w:t>
       </w:r>
     </w:p>
     <w:p>
@@ -615,13 +469,8 @@
         <w:spacing w:after="0"/>
         <w:ind w:left="-5"/>
       </w:pPr>
-      <w:proofErr w:type="spellStart"/>
-      <w:r>
-        <w:t>Backtested</w:t>
-      </w:r>
-      <w:proofErr w:type="spellEnd"/>
-      <w:r>
-        <w:t xml:space="preserve"> on Yahoo Finance soybean futures, NASA POWER weather and the NOAA Oceanic Niño Index, with USDA NASS data for side tests. All figures are net of 10 bps plus half-spread on $1,000,000, from the frozen spec with code defaults.</w:t>
+      <w:r>
+        <w:t>Backtested on Yahoo Finance soybean futures, NASA POWER weather and the NOAA Oceanic Niño Index, with USDA NASS data for side tests. All figures are net of 10 bps plus half-spread on $1,000,000, from the frozen spec with code defaults.</w:t>
       </w:r>
     </w:p>
     <w:tbl>
@@ -632,7 +481,6 @@
         <w:tblCellMar>
           <w:top w:w="80" w:type="dxa"/>
           <w:left w:w="107" w:type="dxa"/>
-          <w:bottom w:w="0" w:type="dxa"/>
           <w:right w:w="115" w:type="dxa"/>
         </w:tblCellMar>
         <w:tblLook w:val="04A0" w:firstRow="1" w:lastRow="0" w:firstColumn="1" w:lastColumn="0" w:noHBand="0" w:noVBand="1"/>
@@ -974,7 +822,6 @@
               <w:jc w:val="left"/>
             </w:pPr>
             <w:r>
-              <w:lastRenderedPageBreak/>
               <w:t>Cost sweep (first holdout run)</w:t>
             </w:r>
           </w:p>
@@ -1079,15 +926,8 @@
               <w:jc w:val="left"/>
             </w:pPr>
             <w:r>
-              <w:t>By period (</w:t>
-            </w:r>
-            <w:proofErr w:type="spellStart"/>
-            <w:r>
-              <w:t>insample</w:t>
-            </w:r>
-            <w:proofErr w:type="spellEnd"/>
-            <w:r>
-              <w:t>)</w:t>
+              <w:lastRenderedPageBreak/>
+              <w:t>By period (insample)</w:t>
             </w:r>
           </w:p>
         </w:tc>
@@ -1399,15 +1239,7 @@
               <w:jc w:val="left"/>
             </w:pPr>
             <w:r>
-              <w:t>Sensitivity (</w:t>
-            </w:r>
-            <w:proofErr w:type="spellStart"/>
-            <w:r>
-              <w:t>insample</w:t>
-            </w:r>
-            <w:proofErr w:type="spellEnd"/>
-            <w:r>
-              <w:t>)</w:t>
+              <w:t>Sensitivity (insample)</w:t>
             </w:r>
           </w:p>
         </w:tc>
@@ -1570,35 +1402,20 @@
         <w:rPr>
           <w:b/>
         </w:rPr>
-        <w:t xml:space="preserve">The pre-registered verdict is a </w:t>
-      </w:r>
-      <w:proofErr w:type="gramStart"/>
+        <w:t>The pre-registered verdict is a fail.</w:t>
+      </w:r>
+      <w:r>
+        <w:t xml:space="preserve"> The first holdout run gave 9 trades, one short of the 10 the rule required. A later version of the engine, with spreads and margin added, gave 10 trades and a Sharpe of 1.81. By then the holdout had been seen, so we do not count it as a clean pass.</w:t>
+      </w:r>
+    </w:p>
+    <w:p>
+      <w:pPr>
+        <w:ind w:left="-5"/>
+      </w:pPr>
       <w:r>
         <w:rPr>
           <w:b/>
         </w:rPr>
-        <w:t>fail</w:t>
-      </w:r>
-      <w:proofErr w:type="gramEnd"/>
-      <w:r>
-        <w:rPr>
-          <w:b/>
-        </w:rPr>
-        <w:t>.</w:t>
-      </w:r>
-      <w:r>
-        <w:t xml:space="preserve"> The first holdout run gave 9 trades, one short of the 10 the rule required. A later version of the engine, with spreads and margin added, gave 10 trades and a Sharpe of 1.81. By then the holdout had been seen, so we do not count it as a clean pass.</w:t>
-      </w:r>
-    </w:p>
-    <w:p>
-      <w:pPr>
-        <w:ind w:left="-5"/>
-      </w:pPr>
-      <w:r>
-        <w:rPr>
-          <w:b/>
-        </w:rPr>
-        <w:lastRenderedPageBreak/>
         <w:t>The model does not forecast.</w:t>
       </w:r>
       <w:r>
@@ -1616,15 +1433,11 @@
         <w:t>It is one period, one side and one crop.</w:t>
       </w:r>
       <w:r>
-        <w:t xml:space="preserve"> The 2017 to 2022 period is negative, the long side loses money, and corn and wheat lose out of sample. After </w:t>
-      </w:r>
-      <w:proofErr w:type="gramStart"/>
-      <w:r>
-        <w:t>correcting for</w:t>
-      </w:r>
-      <w:proofErr w:type="gramEnd"/>
-      <w:r>
-        <w:t xml:space="preserve"> 47 configurations the deflated Sharpe is 0.27 on the full history and 0.42 on the holdout, so a holdout Sharpe near 1.8 on two seasons is within what a search on noise can produce.</w:t>
+        <w:t xml:space="preserve"> The 2017 to 2022 period is negative, the long side loses money, and corn and wheat lose out of sample. After correcting for 47 configurations the deflated Sharpe is 0.27 on </w:t>
+      </w:r>
+      <w:r>
+        <w:lastRenderedPageBreak/>
+        <w:t>the full history and 0.42 on the holdout, so a holdout Sharpe near 1.8 on two seasons is within what a search on noise can produce.</w:t>
       </w:r>
     </w:p>
     <w:p>
@@ -1638,15 +1451,7 @@
         <w:t>What is in its favor.</w:t>
       </w:r>
       <w:r>
-        <w:t xml:space="preserve"> The timing test says the positions carry some information before costs (p = 0.028). All 20 cells of an in-sample sensitivity grid are positive, the 80th percentile sits on a band from the 60th to the 80th and not on a spike, and the stop-loss moves the Sharpe by at most 0.05. These use the same years that chose the spec, so they are a reason to run the forward test and not </w:t>
-      </w:r>
-      <w:proofErr w:type="gramStart"/>
-      <w:r>
-        <w:t>a confirmation</w:t>
-      </w:r>
-      <w:proofErr w:type="gramEnd"/>
-      <w:r>
-        <w:t>.</w:t>
+        <w:t xml:space="preserve"> The timing test says the positions carry some information before costs (p = 0.028). All 20 cells of an in-sample sensitivity grid are positive, the 80th percentile sits on a band from the 60th to the 80th and not on a spike, and the stop-loss moves the Sharpe by at most 0.05. These use the same years that chose the spec, so they are a reason to run the forward test and not a confirmation.</w:t>
       </w:r>
     </w:p>
     <w:p>
@@ -1668,15 +1473,7 @@
         <w:ind w:left="-5"/>
       </w:pPr>
       <w:r>
-        <w:t xml:space="preserve">Bailey, D., </w:t>
-      </w:r>
-      <w:proofErr w:type="spellStart"/>
-      <w:r>
-        <w:t>Borwein</w:t>
-      </w:r>
-      <w:proofErr w:type="spellEnd"/>
-      <w:r>
-        <w:t>, J., López de Prado, M., Zhu, Q. (2014). Pseudo-Mathematics and Financial Charlatanism. Notices of the AMS.</w:t>
+        <w:t>Bailey, D., Borwein, J., López de Prado, M., Zhu, Q. (2014). Pseudo-Mathematics and Financial Charlatanism. Notices of the AMS.</w:t>
       </w:r>
     </w:p>
     <w:p>
@@ -1721,15 +1518,7 @@
         <w:ind w:left="-5"/>
       </w:pPr>
       <w:r>
-        <w:t xml:space="preserve">USDA National Agricultural Statistics Service. </w:t>
-      </w:r>
-      <w:proofErr w:type="spellStart"/>
-      <w:r>
-        <w:t>QuickStats</w:t>
-      </w:r>
-      <w:proofErr w:type="spellEnd"/>
-      <w:r>
-        <w:t>. quickstats.nass.usda.gov</w:t>
+        <w:t>USDA National Agricultural Statistics Service. QuickStats. quickstats.nass.usda.gov</w:t>
       </w:r>
     </w:p>
     <w:p>
@@ -1738,15 +1527,7 @@
         <w:ind w:left="-5"/>
       </w:pPr>
       <w:r>
-        <w:t xml:space="preserve">Yahoo Finance, via the </w:t>
-      </w:r>
-      <w:proofErr w:type="spellStart"/>
-      <w:r>
-        <w:t>yfinance</w:t>
-      </w:r>
-      <w:proofErr w:type="spellEnd"/>
-      <w:r>
-        <w:t xml:space="preserve"> library. Tickers ZS=F, ZC=F, ZW=F.</w:t>
+        <w:t>Yahoo Finance, via the yfinance library. Tickers ZS=F, ZC=F, ZW=F.</w:t>
       </w:r>
     </w:p>
     <w:p>
@@ -1763,15 +1544,7 @@
         <w:ind w:left="-5"/>
       </w:pPr>
       <w:r>
-        <w:t xml:space="preserve">Software: </w:t>
-      </w:r>
-      <w:proofErr w:type="spellStart"/>
-      <w:r>
-        <w:t>numpy</w:t>
-      </w:r>
-      <w:proofErr w:type="spellEnd"/>
-      <w:r>
-        <w:t>, pandas, scikit-learn, matplotlib. AI tools were used for coding and drafting. The team reviewed every line and claim.</w:t>
+        <w:t>Software: numpy, pandas, scikit-learn, matplotlib. AI tools were used for coding and drafting. The team reviewed every line and claim.</w:t>
       </w:r>
     </w:p>
     <w:sectPr>

--- a/GQH_Quant_Note_Main_Repo.docx
+++ b/GQH_Quant_Note_Main_Repo.docx
@@ -26,7 +26,7 @@
         <w:rPr>
           <w:b/>
         </w:rPr>
-        <w:t>Gator Quant Hacks 2026, Systematic Trading Track. Main repo: github.com/jrile018/QuantHacks. Soybean engine: github.com/KushagraKatiyar06/soybeans_strategy</w:t>
+        <w:t xml:space="preserve">Gator Quant Hacks 2026, Systematic Trading Track. Main repo: github.com/jrile018/QuantHacks. </w:t>
       </w:r>
     </w:p>
     <w:p>
@@ -173,7 +173,6 @@
         <w:ind w:right="13" w:hanging="280"/>
       </w:pPr>
       <w:r>
-        <w:lastRenderedPageBreak/>
         <w:t>Forecast the 10-session forward return with a Ridge regression, refit monthly on the trailing three years. Scaling and PCA are fitted on the training window only.</w:t>
       </w:r>
     </w:p>
@@ -187,6 +186,7 @@
         <w:ind w:right="13" w:hanging="280"/>
       </w:pPr>
       <w:r>
+        <w:lastRenderedPageBreak/>
         <w:t>Skip the trade if a logistic classifier disagrees on direction with probability above 0.65, or if 20-day volatility is above the 80th percentile of its trailing year.</w:t>
       </w:r>
     </w:p>
@@ -401,17 +401,20 @@
         <w:rPr>
           <w:b/>
         </w:rPr>
+        <w:t>Drawdown and margin.</w:t>
+      </w:r>
+      <w:r>
+        <w:t xml:space="preserve"> The worst </w:t>
+      </w:r>
+      <w:r>
+        <w:t>back test</w:t>
+      </w:r>
+      <w:r>
+        <w:t xml:space="preserve"> drawdown was −14.5%. At a Sharpe of 0.35 we would not have kept trading through it, and we would not put our own money in this today. We assume 10% initial </w:t>
+      </w:r>
+      <w:r>
         <w:lastRenderedPageBreak/>
-        <w:t>Drawdown and margin.</w:t>
-      </w:r>
-      <w:r>
-        <w:t xml:space="preserve"> The worst </w:t>
-      </w:r>
-      <w:r>
-        <w:t>back test</w:t>
-      </w:r>
-      <w:r>
-        <w:t xml:space="preserve"> drawdown was −14.5%. At a Sharpe of 0.35 we would not have kept trading through it, and we would not put our own money in this today. We assume 10% initial margin, and the lowest cash balance in the </w:t>
+        <w:t xml:space="preserve">margin, and the lowest cash balance in the </w:t>
       </w:r>
       <w:r>
         <w:t>back test</w:t>
